--- a/docs-word/NovaStaris-Jobs-to-be-Done.docx
+++ b/docs-word/NovaStaris-Jobs-to-be-Done.docx
@@ -9,7 +9,7 @@
         <w:bidi w:val="false"/>
         <w:spacing w:after="120" w:before="480"/>
       </w:pPr>
-      <w:bookmarkStart w:name="_Toc_NovaStaris_Jobs_to_Be_Done_JTBD_1772065652432" w:id="1"/>
+      <w:bookmarkStart w:name="_Toc_NovaStaris_Jobs_to_Be_Done_JTBD_1772159683915" w:id="1"/>
       <w:r>
         <w:rPr>
           <w:b w:val="false"/>
@@ -230,7 +230,7 @@
         <w:bidi w:val="false"/>
         <w:spacing w:after="120" w:before="240"/>
       </w:pPr>
-      <w:bookmarkStart w:name="_Toc__1_Discovery_evaluation_1772065652438" w:id="1"/>
+      <w:bookmarkStart w:name="_Toc__1_Discovery_evaluation_1772159683916" w:id="1"/>
       <w:r>
         <w:rPr>
           <w:b w:val="false"/>
@@ -709,7 +709,7 @@
         <w:bidi w:val="false"/>
         <w:spacing w:after="120" w:before="240"/>
       </w:pPr>
-      <w:bookmarkStart w:name="_Toc__2_Wallet_tracking_alerts_1772065652442" w:id="1"/>
+      <w:bookmarkStart w:name="_Toc__2_Wallet_tracking_alerts_1772159683917" w:id="1"/>
       <w:r>
         <w:rPr>
           <w:b w:val="false"/>
@@ -1072,7 +1072,7 @@
         <w:bidi w:val="false"/>
         <w:spacing w:after="120" w:before="240"/>
       </w:pPr>
-      <w:bookmarkStart w:name="_Toc__3_Watchlist_reanalysis_1772065652443" w:id="1"/>
+      <w:bookmarkStart w:name="_Toc__3_Watchlist_reanalysis_1772159683917" w:id="1"/>
       <w:r>
         <w:rPr>
           <w:b w:val="false"/>
@@ -1319,7 +1319,7 @@
         <w:bidi w:val="false"/>
         <w:spacing w:after="120" w:before="240"/>
       </w:pPr>
-      <w:bookmarkStart w:name="_Toc__4_Crypto_futures_1772065652444" w:id="1"/>
+      <w:bookmarkStart w:name="_Toc__4_Crypto_futures_1772159683918" w:id="1"/>
       <w:r>
         <w:rPr>
           <w:b w:val="false"/>
@@ -1624,7 +1624,7 @@
         <w:bidi w:val="false"/>
         <w:spacing w:after="120" w:before="240"/>
       </w:pPr>
-      <w:bookmarkStart w:name="_Toc__5_Account_security_1772065652445" w:id="1"/>
+      <w:bookmarkStart w:name="_Toc__5_Account_security_1772159683918" w:id="1"/>
       <w:r>
         <w:rPr>
           <w:b w:val="false"/>
@@ -2045,7 +2045,7 @@
         <w:bidi w:val="false"/>
         <w:spacing w:after="120" w:before="240"/>
       </w:pPr>
-      <w:bookmarkStart w:name="_Toc__6_Subscription_paid_value_1772065652446" w:id="1"/>
+      <w:bookmarkStart w:name="_Toc__6_Subscription_paid_value_1772159683919" w:id="1"/>
       <w:r>
         <w:rPr>
           <w:b w:val="false"/>
@@ -2350,7 +2350,7 @@
         <w:bidi w:val="false"/>
         <w:spacing w:after="120" w:before="240"/>
       </w:pPr>
-      <w:bookmarkStart w:name="_Toc__7_Support_communication_1772065652446" w:id="1"/>
+      <w:bookmarkStart w:name="_Toc__7_Support_communication_1772159683919" w:id="1"/>
       <w:r>
         <w:rPr>
           <w:b w:val="false"/>
@@ -2655,7 +2655,7 @@
         <w:bidi w:val="false"/>
         <w:spacing w:after="120" w:before="240"/>
       </w:pPr>
-      <w:bookmarkStart w:name="_Toc__8_Owner_operator_jobs_1772065652447" w:id="1"/>
+      <w:bookmarkStart w:name="_Toc__8_Owner_operator_jobs_1772159683920" w:id="1"/>
       <w:r>
         <w:rPr>
           <w:b w:val="false"/>
@@ -3250,7 +3250,7 @@
         <w:bidi w:val="false"/>
         <w:spacing w:after="120" w:before="240"/>
       </w:pPr>
-      <w:bookmarkStart w:name="_Toc__9_Summary_by_persona_1772065652448" w:id="1"/>
+      <w:bookmarkStart w:name="_Toc__9_Summary_by_persona_1772159683921" w:id="1"/>
       <w:r>
         <w:rPr>
           <w:b w:val="false"/>
@@ -3491,7 +3491,7 @@
         <w:bidi w:val="false"/>
         <w:spacing w:after="120" w:before="240"/>
       </w:pPr>
-      <w:bookmarkStart w:name="_Toc__10_References_1772065652449" w:id="1"/>
+      <w:bookmarkStart w:name="_Toc__10_References_1772159683921" w:id="1"/>
       <w:r>
         <w:rPr>
           <w:b w:val="false"/>
